--- a/participant/13_nclt_company_petition.docx
+++ b/participant/13_nclt_company_petition.docx
@@ -806,6 +806,14 @@
           <w:sz w:val="22"/>
         </w:rPr>
         <w:t>The EGM was called on defective service, suppressed the Petitioner's representations, excluded his login, and approved a selective issue at a steep discount without complete valuation or financing documents.</w:t>
+      </w:r>
+    </w:p>
+    <w:p>
+      <w:pPr>
+        <w:pStyle w:val="ListNumber"/>
+      </w:pPr>
+      <w:r>
+        <w:t>The Respondents have not produced the registered-valuer report, private-placement offer record, complete list of identified offerees, PAS-3 acknowledgement or proof that the full issue price was received before treating the allotment as fully paid. The Petitioner pleads non-compliance with sections 42 and 62(1)(c) and the applicable rules, without admitting that every such defect has the same consequence.</w:t>
       </w:r>
     </w:p>
     <w:p>
